--- a/docs/点数計算表_簡易版.docx
+++ b/docs/点数計算表_簡易版.docx
@@ -23,13 +23,7 @@
         <w:jc w:val="center"/>
       </w:pPr>
       <w:r>
-        <w:rPr>
-          <w:rFonts w:ascii="Calibri" w:hAnsi="Calibri"/>
-          <w:b/>
-          <w:color w:val="0B2545"/>
-          <w:sz w:val="48"/>
-        </w:rPr>
-        <w:t>点数計算表（簡易版）</w:t>
+        <w:t>ぱんちょ式 超本格占星術占い　点数計算表（簡易版） / v0.3.40+64</w:t>
       </w:r>
     </w:p>
     <w:p>
@@ -37,12 +31,7 @@
         <w:spacing w:after="100" w:line="300" w:lineRule="auto"/>
       </w:pPr>
       <w:r>
-        <w:rPr>
-          <w:rFonts w:ascii="Calibri" w:hAnsi="Calibri"/>
-          <w:b w:val="0"/>
-          <w:sz w:val="22"/>
-        </w:rPr>
-        <w:t>点数は「基礎点」に、その日の出生図・星の動き・月相などを加減して作ります。50〜99点に収め、総合運は4分野の平均です。</w:t>
+        <w:t>点数は「基礎点」に、その日の出生図・星の動き・月相などを加減して作ります。50～99点に収め、毎日・週・月・年の総合運は4分野の平均を土台に、総合リターン特例を最強1件だけ加えます。天体が得意・苦手な星座にいる影響は、実際に主要要因になった時だけ小さく反映します。</w:t>
       </w:r>
     </w:p>
     <w:p>
@@ -259,16 +248,8 @@
             <w:vAlign w:val="center"/>
           </w:tcPr>
           <w:p>
-            <w:pPr>
-              <w:spacing w:after="40" w:before="40"/>
-            </w:pPr>
             <w:r>
-              <w:rPr>
-                <w:rFonts w:ascii="Calibri" w:hAnsi="Calibri"/>
-                <w:b w:val="0"/>
-                <w:sz w:val="19"/>
-              </w:rPr>
-              <w:t>4分野の平均</w:t>
+              <w:t>4分野平均＋最強1件</w:t>
             </w:r>
           </w:p>
         </w:tc>
@@ -373,16 +354,8 @@
             <w:vAlign w:val="center"/>
           </w:tcPr>
           <w:p>
-            <w:pPr>
-              <w:spacing w:after="40" w:before="40"/>
-            </w:pPr>
             <w:r>
-              <w:rPr>
-                <w:rFonts w:ascii="Calibri" w:hAnsi="Calibri"/>
-                <w:b w:val="0"/>
-                <w:sz w:val="19"/>
-              </w:rPr>
-              <w:t>良い角度は加点、緊張角は減点。オーブが正確なほど影響を強める。</w:t>
+              <w:t>良い角度は加点、緊張角は減点。オーブが正確なほど影響を強める。通常リターンは対応分野へ反映し、総合運は星別上限×近さ×位相の最強1件だけを追加。木星+2.2、土星+1.3、太陽+1.0、外惑星+0.8（2°以内）、金星/火星+0.6、水星+0.4。 伝統7天体の星座品位も、主要要因の時だけ支配+0.80 / 高揚+0.55 / 損傷-0.55 / フォール-0.75を反映し、分野ごとに最大±1.4点。</w:t>
             </w:r>
           </w:p>
         </w:tc>
@@ -886,12 +859,7 @@
         <w:spacing w:after="100" w:line="300" w:lineRule="auto"/>
       </w:pPr>
       <w:r>
-        <w:rPr>
-          <w:rFonts w:ascii="Calibri" w:hAnsi="Calibri"/>
-          <w:b w:val="0"/>
-          <w:sz w:val="22"/>
-        </w:rPr>
-        <w:t>80点以上 = 好調。65点以下 = 注意。注意は悪い出来事の予言ではなく、休息・確認・予定調整を増やす目安です。詳しい根拠は「点数計算方式_最新版.docx」またはJSONの lunar_phase_score_effects を参照してください。</w:t>
+        <w:t>JSON出力: lunar_phase_score_effects / overall_return_bonus / planetary_sign_dignity_effects</w:t>
       </w:r>
     </w:p>
     <w:sectPr>

--- a/docs/点数計算表_簡易版.docx
+++ b/docs/点数計算表_簡易版.docx
@@ -23,7 +23,7 @@
         <w:jc w:val="center"/>
       </w:pPr>
       <w:r>
-        <w:t>ぱんちょ式 超本格占星術占い　点数計算表（簡易版） / v0.3.40+64</w:t>
+        <w:t>ぱんちょ式 超本格占星術占い　点数計算表（簡易版） / v0.3.43+67</w:t>
       </w:r>
     </w:p>
     <w:p>
@@ -31,7 +31,7 @@
         <w:spacing w:after="100" w:line="300" w:lineRule="auto"/>
       </w:pPr>
       <w:r>
-        <w:t>点数は「基礎点」に、その日の出生図・星の動き・月相などを加減して作ります。50～99点に収め、毎日・週・月・年の総合運は4分野の平均を土台に、総合リターン特例を最強1件だけ加えます。天体が得意・苦手な星座にいる影響は、実際に主要要因になった時だけ小さく反映します。</w:t>
+        <w:t>点数は「基礎点」に、その日の出生図・星の動き・月相などを加減して作ります。50～99点に収め、毎日・週・月の総合運は4分野の平均を土台に、総合リターン特例を最強1件だけ加えます。年運はさらに人生イベント補正を最強1件だけ（最大+3.5点）加えます。天体が得意・苦手な星座にいる影響は、実際に主要要因になった時だけ小さく反映します。</w:t>
       </w:r>
     </w:p>
     <w:p>
@@ -355,7 +355,7 @@
           </w:tcPr>
           <w:p>
             <w:r>
-              <w:t>良い角度は加点、緊張角は減点。オーブが正確なほど影響を強める。通常リターンは対応分野へ反映し、総合運は星別上限×近さ×位相の最強1件だけを追加。木星+2.2、土星+1.3、太陽+1.0、外惑星+0.8（2°以内）、金星/火星+0.6、水星+0.4。 伝統7天体の星座品位も、主要要因の時だけ支配+0.80 / 高揚+0.55 / 損傷-0.55 / フォール-0.75を反映し、分野ごとに最大±1.4点。</w:t>
+              <w:t>良い角度は加点、緊張角は減点。オーブが正確なほど影響を強める。通常リターンは対応分野へ反映し、総合運は星別上限×近さ×位相の最強1件だけを追加。木星+2.2、土星+1.3、太陽+1.0、外惑星+0.8（2°以内）、金星/火星+0.6、水星+0.4。年運だけは木星・土星・外惑星リターン、ASC/MCへのタイトな調和角、良いレア配置の最強1件を最大+3.5点で追加。伝統7天体の星座品位も、主要要因の時だけ支配+0.80 / 高揚+0.55 / 損傷-0.55 / フォール-0.75を反映し、分野ごとに最大±1.4点。</w:t>
             </w:r>
           </w:p>
         </w:tc>
@@ -506,16 +506,8 @@
             <w:vAlign w:val="center"/>
           </w:tcPr>
           <w:p>
-            <w:pPr>
-              <w:spacing w:after="40" w:before="40"/>
-            </w:pPr>
             <w:r>
-              <w:rPr>
-                <w:rFonts w:ascii="Calibri" w:hAnsi="Calibri"/>
-                <w:b w:val="0"/>
-                <w:sz w:val="19"/>
-              </w:rPr>
-              <w:t>グランドトライン、ステリウム、カイト、ゆりかご等は配置内容に応じて加減。</w:t>
+              <w:t>グランドトライン、ステリウム、カイト、ゆりかご等は配置内容に応じて加減。良いレア配置はクレイドル+1.2（メンタル+1.6）、ミスティックレクタングル+1.6、グランドセクスタイル+2.6。</w:t>
             </w:r>
           </w:p>
         </w:tc>
@@ -859,7 +851,7 @@
         <w:spacing w:after="100" w:line="300" w:lineRule="auto"/>
       </w:pPr>
       <w:r>
-        <w:t>JSON出力: lunar_phase_score_effects / overall_return_bonus / planetary_sign_dignity_effects</w:t>
+        <w:t>JSON出力: lunar_phase_score_effects / overall_return_bonus / annual_life_event_boost（年のみ） / planetary_sign_dignity_effects</w:t>
       </w:r>
     </w:p>
     <w:sectPr>

--- a/docs/点数計算表_簡易版.docx
+++ b/docs/点数計算表_簡易版.docx
@@ -4,121 +4,177 @@
   <w:body>
     <w:p>
       <w:pPr>
-        <w:spacing w:before="600" w:after="160"/>
-        <w:jc w:val="center"/>
+        <w:spacing w:after="60"/>
       </w:pPr>
       <w:r>
         <w:rPr>
-          <w:rFonts w:ascii="Calibri" w:hAnsi="Calibri"/>
+          <w:rFonts w:ascii="Yu Gothic" w:hAnsi="Yu Gothic" w:eastAsia="Yu Gothic"/>
           <w:b/>
-          <w:color w:val="1F4D78"/>
-          <w:sz w:val="28"/>
+          <w:color w:val="1F3657"/>
+          <w:sz w:val="50"/>
         </w:rPr>
-        <w:t>ぱんちょ式星占い</w:t>
+        <w:t>点数計算表（簡易版）</w:t>
       </w:r>
     </w:p>
     <w:p>
       <w:pPr>
-        <w:spacing w:after="360"/>
-        <w:jc w:val="center"/>
+        <w:spacing w:after="320"/>
       </w:pPr>
       <w:r>
-        <w:t>ぱんちょ式 超本格占星術占い　点数計算表（簡易版） / v0.3.43+67</w:t>
+        <w:rPr>
+          <w:rFonts w:ascii="Yu Gothic" w:hAnsi="Yu Gothic" w:eastAsia="Yu Gothic"/>
+          <w:color w:val="59687B"/>
+          <w:sz w:val="21"/>
+        </w:rPr>
+        <w:t>ぱんちょ式 超本格占星術占い / v0.3.47+71 / 2026年8月21日更新</w:t>
       </w:r>
+    </w:p>
+    <w:tbl>
+      <w:tblPr>
+        <w:tblW w:type="dxa" w:w="9360"/>
+        <w:jc w:val="left"/>
+        <w:tblLayout w:type="fixed"/>
+        <w:tblLook w:firstColumn="1" w:firstRow="1" w:lastColumn="0" w:lastRow="0" w:noHBand="0" w:noVBand="1" w:val="04A0"/>
+        <w:tblInd w:w="120" w:type="dxa"/>
+      </w:tblPr>
+      <w:tblGrid>
+        <w:gridCol w:w="9360"/>
+      </w:tblGrid>
+      <w:tr>
+        <w:tc>
+          <w:tcPr>
+            <w:tcW w:type="dxa" w:w="9360"/>
+            <w:vAlign w:val="center"/>
+            <w:tcMar>
+              <w:top w:w="80" w:type="dxa"/>
+              <w:bottom w:w="80" w:type="dxa"/>
+              <w:start w:w="120" w:type="dxa"/>
+              <w:end w:w="120" w:type="dxa"/>
+            </w:tcMar>
+            <w:shd w:fill="F4F6F9"/>
+          </w:tcPr>
+          <w:p>
+            <w:pPr>
+              <w:spacing w:after="0"/>
+            </w:pPr>
+            <w:r>
+              <w:rPr>
+                <w:rFonts w:ascii="Yu Gothic" w:hAnsi="Yu Gothic" w:eastAsia="Yu Gothic"/>
+                <w:color w:val="1F3657"/>
+                <w:sz w:val="21"/>
+              </w:rPr>
+              <w:t>コピーして説明しやすい短い版です。総合運は毎日・週・月・年とも、恋愛・仕事・金運・健康/メンタルの4分野平均です。</w:t>
+            </w:r>
+          </w:p>
+        </w:tc>
+      </w:tr>
+    </w:tbl>
+    <w:p>
+      <w:pPr>
+        <w:spacing w:after="0"/>
+      </w:pPr>
     </w:p>
     <w:p>
       <w:pPr>
-        <w:spacing w:after="100" w:line="300" w:lineRule="auto"/>
+        <w:pStyle w:val="Heading1"/>
       </w:pPr>
       <w:r>
-        <w:t>点数は「基礎点」に、その日の出生図・星の動き・月相などを加減して作ります。50～99点に収め、毎日・週・月の総合運は4分野の平均を土台に、総合リターン特例を最強1件だけ加えます。年運はさらに人生イベント補正を最強1件だけ（最大+3.5点）加えます。天体が得意・苦手な星座にいる影響は、実際に主要要因になった時だけ小さく反映します。</w:t>
-      </w:r>
-    </w:p>
-    <w:p>
-      <w:pPr>
-        <w:spacing w:before="280" w:after="100"/>
-      </w:pPr>
-      <w:r>
-        <w:rPr>
-          <w:rFonts w:ascii="Calibri" w:hAnsi="Calibri"/>
-          <w:b/>
-          <w:color w:val="2E74B5"/>
-          <w:sz w:val="32"/>
-        </w:rPr>
-        <w:t>基本点</w:t>
+        <w:t>基礎点</w:t>
       </w:r>
     </w:p>
     <w:tbl>
       <w:tblPr>
         <w:tblStyle w:val="TableGrid"/>
-        <w:tblW w:type="auto" w:w="0"/>
-        <w:jc w:val="center"/>
+        <w:tblW w:type="dxa" w:w="9360"/>
         <w:tblLayout w:type="fixed"/>
         <w:tblLook w:firstColumn="1" w:firstRow="1" w:lastColumn="0" w:lastRow="0" w:noHBand="0" w:noVBand="1" w:val="04A0"/>
+        <w:jc w:val="left"/>
+        <w:tblInd w:w="120" w:type="dxa"/>
       </w:tblPr>
       <w:tblGrid>
-        <w:gridCol w:w="1872"/>
-        <w:gridCol w:w="1872"/>
-        <w:gridCol w:w="1872"/>
-        <w:gridCol w:w="1872"/>
-        <w:gridCol w:w="1872"/>
+        <w:gridCol w:w="1650"/>
+        <w:gridCol w:w="1650"/>
+        <w:gridCol w:w="1650"/>
+        <w:gridCol w:w="2400"/>
+        <w:gridCol w:w="2010"/>
       </w:tblGrid>
       <w:tr>
         <w:tc>
           <w:tcPr>
-            <w:tcW w:type="dxa" w:w="1872"/>
+            <w:tcW w:type="dxa" w:w="1650"/>
             <w:vAlign w:val="center"/>
+            <w:tcMar>
+              <w:top w:w="80" w:type="dxa"/>
+              <w:bottom w:w="80" w:type="dxa"/>
+              <w:start w:w="120" w:type="dxa"/>
+              <w:end w:w="120" w:type="dxa"/>
+            </w:tcMar>
             <w:shd w:fill="E8EEF5"/>
           </w:tcPr>
           <w:p>
             <w:pPr>
-              <w:spacing w:after="40" w:before="40"/>
+              <w:spacing w:after="0"/>
             </w:pPr>
             <w:r>
               <w:rPr>
-                <w:rFonts w:ascii="Calibri" w:hAnsi="Calibri"/>
+                <w:rFonts w:ascii="Yu Gothic" w:hAnsi="Yu Gothic" w:eastAsia="Yu Gothic"/>
                 <w:b/>
-                <w:sz w:val="19"/>
+                <w:color w:val="1F3657"/>
+                <w:sz w:val="20"/>
               </w:rPr>
-              <w:t>恋愛運</w:t>
+              <w:t>恋愛</w:t>
             </w:r>
           </w:p>
         </w:tc>
         <w:tc>
           <w:tcPr>
-            <w:tcW w:type="dxa" w:w="1872"/>
+            <w:tcW w:type="dxa" w:w="1650"/>
             <w:vAlign w:val="center"/>
+            <w:tcMar>
+              <w:top w:w="80" w:type="dxa"/>
+              <w:bottom w:w="80" w:type="dxa"/>
+              <w:start w:w="120" w:type="dxa"/>
+              <w:end w:w="120" w:type="dxa"/>
+            </w:tcMar>
             <w:shd w:fill="E8EEF5"/>
           </w:tcPr>
           <w:p>
             <w:pPr>
-              <w:spacing w:after="40" w:before="40"/>
+              <w:spacing w:after="0"/>
             </w:pPr>
             <w:r>
               <w:rPr>
-                <w:rFonts w:ascii="Calibri" w:hAnsi="Calibri"/>
+                <w:rFonts w:ascii="Yu Gothic" w:hAnsi="Yu Gothic" w:eastAsia="Yu Gothic"/>
                 <w:b/>
-                <w:sz w:val="19"/>
+                <w:color w:val="1F3657"/>
+                <w:sz w:val="20"/>
               </w:rPr>
-              <w:t>仕事運</w:t>
+              <w:t>仕事</w:t>
             </w:r>
           </w:p>
         </w:tc>
         <w:tc>
           <w:tcPr>
-            <w:tcW w:type="dxa" w:w="1584"/>
+            <w:tcW w:type="dxa" w:w="1650"/>
             <w:vAlign w:val="center"/>
+            <w:tcMar>
+              <w:top w:w="80" w:type="dxa"/>
+              <w:bottom w:w="80" w:type="dxa"/>
+              <w:start w:w="120" w:type="dxa"/>
+              <w:end w:w="120" w:type="dxa"/>
+            </w:tcMar>
             <w:shd w:fill="E8EEF5"/>
           </w:tcPr>
           <w:p>
             <w:pPr>
-              <w:spacing w:after="40" w:before="40"/>
+              <w:spacing w:after="0"/>
             </w:pPr>
             <w:r>
               <w:rPr>
-                <w:rFonts w:ascii="Calibri" w:hAnsi="Calibri"/>
+                <w:rFonts w:ascii="Yu Gothic" w:hAnsi="Yu Gothic" w:eastAsia="Yu Gothic"/>
                 <w:b/>
-                <w:sz w:val="19"/>
+                <w:color w:val="1F3657"/>
+                <w:sz w:val="20"/>
               </w:rPr>
               <w:t>金運</w:t>
             </w:r>
@@ -126,39 +182,53 @@
         </w:tc>
         <w:tc>
           <w:tcPr>
-            <w:tcW w:type="dxa" w:w="2448"/>
+            <w:tcW w:type="dxa" w:w="2400"/>
             <w:vAlign w:val="center"/>
+            <w:tcMar>
+              <w:top w:w="80" w:type="dxa"/>
+              <w:bottom w:w="80" w:type="dxa"/>
+              <w:start w:w="120" w:type="dxa"/>
+              <w:end w:w="120" w:type="dxa"/>
+            </w:tcMar>
             <w:shd w:fill="E8EEF5"/>
           </w:tcPr>
           <w:p>
             <w:pPr>
-              <w:spacing w:after="40" w:before="40"/>
+              <w:spacing w:after="0"/>
             </w:pPr>
             <w:r>
               <w:rPr>
-                <w:rFonts w:ascii="Calibri" w:hAnsi="Calibri"/>
+                <w:rFonts w:ascii="Yu Gothic" w:hAnsi="Yu Gothic" w:eastAsia="Yu Gothic"/>
                 <w:b/>
-                <w:sz w:val="19"/>
+                <w:color w:val="1F3657"/>
+                <w:sz w:val="20"/>
               </w:rPr>
-              <w:t>健康・メンタル運</w:t>
+              <w:t>健康・メンタル</w:t>
             </w:r>
           </w:p>
         </w:tc>
         <w:tc>
           <w:tcPr>
-            <w:tcW w:type="dxa" w:w="1584"/>
+            <w:tcW w:type="dxa" w:w="2010"/>
             <w:vAlign w:val="center"/>
+            <w:tcMar>
+              <w:top w:w="80" w:type="dxa"/>
+              <w:bottom w:w="80" w:type="dxa"/>
+              <w:start w:w="120" w:type="dxa"/>
+              <w:end w:w="120" w:type="dxa"/>
+            </w:tcMar>
             <w:shd w:fill="E8EEF5"/>
           </w:tcPr>
           <w:p>
             <w:pPr>
-              <w:spacing w:after="40" w:before="40"/>
+              <w:spacing w:after="0"/>
             </w:pPr>
             <w:r>
               <w:rPr>
-                <w:rFonts w:ascii="Calibri" w:hAnsi="Calibri"/>
+                <w:rFonts w:ascii="Yu Gothic" w:hAnsi="Yu Gothic" w:eastAsia="Yu Gothic"/>
                 <w:b/>
-                <w:sz w:val="19"/>
+                <w:color w:val="1F3657"/>
+                <w:sz w:val="20"/>
               </w:rPr>
               <w:t>総合運</w:t>
             </w:r>
@@ -168,88 +238,126 @@
       <w:tr>
         <w:tc>
           <w:tcPr>
-            <w:tcW w:type="dxa" w:w="1872"/>
+            <w:tcW w:type="dxa" w:w="1650"/>
             <w:vAlign w:val="center"/>
+            <w:tcMar>
+              <w:top w:w="80" w:type="dxa"/>
+              <w:bottom w:w="80" w:type="dxa"/>
+              <w:start w:w="120" w:type="dxa"/>
+              <w:end w:w="120" w:type="dxa"/>
+            </w:tcMar>
           </w:tcPr>
           <w:p>
             <w:pPr>
-              <w:spacing w:after="40" w:before="40"/>
+              <w:spacing w:after="0"/>
             </w:pPr>
             <w:r>
               <w:rPr>
-                <w:rFonts w:ascii="Calibri" w:hAnsi="Calibri"/>
-                <w:b w:val="0"/>
+                <w:rFonts w:ascii="Yu Gothic" w:hAnsi="Yu Gothic" w:eastAsia="Yu Gothic"/>
+                <w:color w:val="232323"/>
                 <w:sz w:val="19"/>
               </w:rPr>
-              <w:t>70点</w:t>
+              <w:t>70</w:t>
             </w:r>
           </w:p>
         </w:tc>
         <w:tc>
           <w:tcPr>
-            <w:tcW w:type="dxa" w:w="1872"/>
+            <w:tcW w:type="dxa" w:w="1650"/>
             <w:vAlign w:val="center"/>
+            <w:tcMar>
+              <w:top w:w="80" w:type="dxa"/>
+              <w:bottom w:w="80" w:type="dxa"/>
+              <w:start w:w="120" w:type="dxa"/>
+              <w:end w:w="120" w:type="dxa"/>
+            </w:tcMar>
           </w:tcPr>
           <w:p>
             <w:pPr>
-              <w:spacing w:after="40" w:before="40"/>
+              <w:spacing w:after="0"/>
             </w:pPr>
             <w:r>
               <w:rPr>
-                <w:rFonts w:ascii="Calibri" w:hAnsi="Calibri"/>
-                <w:b w:val="0"/>
+                <w:rFonts w:ascii="Yu Gothic" w:hAnsi="Yu Gothic" w:eastAsia="Yu Gothic"/>
+                <w:color w:val="232323"/>
                 <w:sz w:val="19"/>
               </w:rPr>
-              <w:t>74点</w:t>
+              <w:t>74</w:t>
             </w:r>
           </w:p>
         </w:tc>
         <w:tc>
           <w:tcPr>
-            <w:tcW w:type="dxa" w:w="1584"/>
+            <w:tcW w:type="dxa" w:w="1650"/>
             <w:vAlign w:val="center"/>
+            <w:tcMar>
+              <w:top w:w="80" w:type="dxa"/>
+              <w:bottom w:w="80" w:type="dxa"/>
+              <w:start w:w="120" w:type="dxa"/>
+              <w:end w:w="120" w:type="dxa"/>
+            </w:tcMar>
           </w:tcPr>
           <w:p>
             <w:pPr>
-              <w:spacing w:after="40" w:before="40"/>
+              <w:spacing w:after="0"/>
             </w:pPr>
             <w:r>
               <w:rPr>
-                <w:rFonts w:ascii="Calibri" w:hAnsi="Calibri"/>
-                <w:b w:val="0"/>
+                <w:rFonts w:ascii="Yu Gothic" w:hAnsi="Yu Gothic" w:eastAsia="Yu Gothic"/>
+                <w:color w:val="232323"/>
                 <w:sz w:val="19"/>
               </w:rPr>
-              <w:t>68点</w:t>
+              <w:t>68</w:t>
             </w:r>
           </w:p>
         </w:tc>
         <w:tc>
           <w:tcPr>
-            <w:tcW w:type="dxa" w:w="2448"/>
+            <w:tcW w:type="dxa" w:w="2400"/>
             <w:vAlign w:val="center"/>
+            <w:tcMar>
+              <w:top w:w="80" w:type="dxa"/>
+              <w:bottom w:w="80" w:type="dxa"/>
+              <w:start w:w="120" w:type="dxa"/>
+              <w:end w:w="120" w:type="dxa"/>
+            </w:tcMar>
           </w:tcPr>
           <w:p>
             <w:pPr>
-              <w:spacing w:after="40" w:before="40"/>
+              <w:spacing w:after="0"/>
             </w:pPr>
             <w:r>
               <w:rPr>
-                <w:rFonts w:ascii="Calibri" w:hAnsi="Calibri"/>
-                <w:b w:val="0"/>
+                <w:rFonts w:ascii="Yu Gothic" w:hAnsi="Yu Gothic" w:eastAsia="Yu Gothic"/>
+                <w:color w:val="232323"/>
                 <w:sz w:val="19"/>
               </w:rPr>
-              <w:t>72点</w:t>
+              <w:t>72</w:t>
             </w:r>
           </w:p>
         </w:tc>
         <w:tc>
           <w:tcPr>
-            <w:tcW w:type="dxa" w:w="1584"/>
+            <w:tcW w:type="dxa" w:w="2010"/>
             <w:vAlign w:val="center"/>
+            <w:tcMar>
+              <w:top w:w="80" w:type="dxa"/>
+              <w:bottom w:w="80" w:type="dxa"/>
+              <w:start w:w="120" w:type="dxa"/>
+              <w:end w:w="120" w:type="dxa"/>
+            </w:tcMar>
           </w:tcPr>
           <w:p>
+            <w:pPr>
+              <w:spacing w:after="0"/>
+            </w:pPr>
             <w:r>
-              <w:t>4分野平均＋最強1件</w:t>
+              <w:rPr>
+                <w:rFonts w:ascii="Yu Gothic" w:hAnsi="Yu Gothic" w:eastAsia="Yu Gothic"/>
+                <w:color w:val="232323"/>
+                <w:sz w:val="19"/>
+              </w:rPr>
+              <w:t>4分野平均</w:t>
             </w:r>
           </w:p>
         </w:tc>
@@ -257,51 +365,53 @@
     </w:tbl>
     <w:p>
       <w:pPr>
-        <w:spacing w:after="40"/>
+        <w:spacing w:after="0"/>
       </w:pPr>
     </w:p>
     <w:p>
       <w:pPr>
-        <w:spacing w:before="280" w:after="100"/>
+        <w:pStyle w:val="Heading1"/>
       </w:pPr>
       <w:r>
-        <w:rPr>
-          <w:rFonts w:ascii="Calibri" w:hAnsi="Calibri"/>
-          <w:b/>
-          <w:color w:val="2E74B5"/>
-          <w:sz w:val="32"/>
-        </w:rPr>
-        <w:t>主な加点・減点</w:t>
+        <w:t>通常の主な補正</w:t>
       </w:r>
     </w:p>
     <w:tbl>
       <w:tblPr>
         <w:tblStyle w:val="TableGrid"/>
-        <w:tblW w:type="auto" w:w="0"/>
-        <w:jc w:val="center"/>
+        <w:tblW w:type="dxa" w:w="9360"/>
         <w:tblLayout w:type="fixed"/>
         <w:tblLook w:firstColumn="1" w:firstRow="1" w:lastColumn="0" w:lastRow="0" w:noHBand="0" w:noVBand="1" w:val="04A0"/>
+        <w:jc w:val="left"/>
+        <w:tblInd w:w="120" w:type="dxa"/>
       </w:tblPr>
       <w:tblGrid>
-        <w:gridCol w:w="4680"/>
-        <w:gridCol w:w="4680"/>
+        <w:gridCol w:w="3100"/>
+        <w:gridCol w:w="6260"/>
       </w:tblGrid>
       <w:tr>
         <w:tc>
           <w:tcPr>
-            <w:tcW w:type="dxa" w:w="2880"/>
+            <w:tcW w:type="dxa" w:w="3100"/>
             <w:vAlign w:val="center"/>
+            <w:tcMar>
+              <w:top w:w="80" w:type="dxa"/>
+              <w:bottom w:w="80" w:type="dxa"/>
+              <w:start w:w="120" w:type="dxa"/>
+              <w:end w:w="120" w:type="dxa"/>
+            </w:tcMar>
             <w:shd w:fill="E8EEF5"/>
           </w:tcPr>
           <w:p>
             <w:pPr>
-              <w:spacing w:after="40" w:before="40"/>
+              <w:spacing w:after="0"/>
             </w:pPr>
             <w:r>
               <w:rPr>
-                <w:rFonts w:ascii="Calibri" w:hAnsi="Calibri"/>
+                <w:rFonts w:ascii="Yu Gothic" w:hAnsi="Yu Gothic" w:eastAsia="Yu Gothic"/>
                 <w:b/>
-                <w:sz w:val="19"/>
+                <w:color w:val="1F3657"/>
+                <w:sz w:val="20"/>
               </w:rPr>
               <w:t>要因</w:t>
             </w:r>
@@ -309,21 +419,28 @@
         </w:tc>
         <w:tc>
           <w:tcPr>
-            <w:tcW w:type="dxa" w:w="6480"/>
+            <w:tcW w:type="dxa" w:w="6260"/>
             <w:vAlign w:val="center"/>
+            <w:tcMar>
+              <w:top w:w="80" w:type="dxa"/>
+              <w:bottom w:w="80" w:type="dxa"/>
+              <w:start w:w="120" w:type="dxa"/>
+              <w:end w:w="120" w:type="dxa"/>
+            </w:tcMar>
             <w:shd w:fill="E8EEF5"/>
           </w:tcPr>
           <w:p>
             <w:pPr>
-              <w:spacing w:after="40" w:before="40"/>
+              <w:spacing w:after="0"/>
             </w:pPr>
             <w:r>
               <w:rPr>
-                <w:rFonts w:ascii="Calibri" w:hAnsi="Calibri"/>
+                <w:rFonts w:ascii="Yu Gothic" w:hAnsi="Yu Gothic" w:eastAsia="Yu Gothic"/>
                 <w:b/>
-                <w:sz w:val="19"/>
+                <w:color w:val="1F3657"/>
+                <w:sz w:val="20"/>
               </w:rPr>
-              <w:t>点数への反映</w:t>
+              <w:t>反映</w:t>
             </w:r>
           </w:p>
         </w:tc>
@@ -331,31 +448,51 @@
       <w:tr>
         <w:tc>
           <w:tcPr>
-            <w:tcW w:type="dxa" w:w="2880"/>
+            <w:tcW w:type="dxa" w:w="3100"/>
             <w:vAlign w:val="center"/>
+            <w:tcMar>
+              <w:top w:w="80" w:type="dxa"/>
+              <w:bottom w:w="80" w:type="dxa"/>
+              <w:start w:w="120" w:type="dxa"/>
+              <w:end w:w="120" w:type="dxa"/>
+            </w:tcMar>
           </w:tcPr>
           <w:p>
             <w:pPr>
-              <w:spacing w:after="40" w:before="40"/>
+              <w:spacing w:after="0"/>
             </w:pPr>
             <w:r>
               <w:rPr>
-                <w:rFonts w:ascii="Calibri" w:hAnsi="Calibri"/>
-                <w:b w:val="0"/>
+                <w:rFonts w:ascii="Yu Gothic" w:hAnsi="Yu Gothic" w:eastAsia="Yu Gothic"/>
+                <w:color w:val="232323"/>
                 <w:sz w:val="19"/>
               </w:rPr>
-              <w:t>出生図へのアスペクト</w:t>
+              <w:t>出生図へのトランジット</w:t>
             </w:r>
           </w:p>
         </w:tc>
         <w:tc>
           <w:tcPr>
-            <w:tcW w:type="dxa" w:w="6480"/>
+            <w:tcW w:type="dxa" w:w="6260"/>
             <w:vAlign w:val="center"/>
+            <w:tcMar>
+              <w:top w:w="80" w:type="dxa"/>
+              <w:bottom w:w="80" w:type="dxa"/>
+              <w:start w:w="120" w:type="dxa"/>
+              <w:end w:w="120" w:type="dxa"/>
+            </w:tcMar>
           </w:tcPr>
           <w:p>
+            <w:pPr>
+              <w:spacing w:after="0"/>
+            </w:pPr>
             <w:r>
-              <w:t>良い角度は加点、緊張角は減点。オーブが正確なほど影響を強める。通常リターンは対応分野へ反映し、総合運は星別上限×近さ×位相の最強1件だけを追加。木星+2.2、土星+1.3、太陽+1.0、外惑星+0.8（2°以内）、金星/火星+0.6、水星+0.4。年運だけは木星・土星・外惑星リターン、ASC/MCへのタイトな調和角、良いレア配置の最強1件を最大+3.5点で追加。伝統7天体の星座品位も、主要要因の時だけ支配+0.80 / 高揚+0.55 / 損傷-0.55 / フォール-0.75を反映し、分野ごとに最大±1.4点。</w:t>
+              <w:rPr>
+                <w:rFonts w:ascii="Yu Gothic" w:hAnsi="Yu Gothic" w:eastAsia="Yu Gothic"/>
+                <w:color w:val="232323"/>
+                <w:sz w:val="19"/>
+              </w:rPr>
+              <w:t>主要アスペクト・ハウス通過・サイン品位を対応分野へ</w:t>
             </w:r>
           </w:p>
         </w:tc>
@@ -363,39 +500,51 @@
       <w:tr>
         <w:tc>
           <w:tcPr>
-            <w:tcW w:type="dxa" w:w="2880"/>
+            <w:tcW w:type="dxa" w:w="3100"/>
             <w:vAlign w:val="center"/>
+            <w:tcMar>
+              <w:top w:w="80" w:type="dxa"/>
+              <w:bottom w:w="80" w:type="dxa"/>
+              <w:start w:w="120" w:type="dxa"/>
+              <w:end w:w="120" w:type="dxa"/>
+            </w:tcMar>
           </w:tcPr>
           <w:p>
             <w:pPr>
-              <w:spacing w:after="40" w:before="40"/>
+              <w:spacing w:after="0"/>
             </w:pPr>
             <w:r>
               <w:rPr>
-                <w:rFonts w:ascii="Calibri" w:hAnsi="Calibri"/>
-                <w:b w:val="0"/>
+                <w:rFonts w:ascii="Yu Gothic" w:hAnsi="Yu Gothic" w:eastAsia="Yu Gothic"/>
+                <w:color w:val="232323"/>
                 <w:sz w:val="19"/>
               </w:rPr>
-              <w:t>ハウス通過</w:t>
+              <w:t>リターン</w:t>
             </w:r>
           </w:p>
         </w:tc>
         <w:tc>
           <w:tcPr>
-            <w:tcW w:type="dxa" w:w="6480"/>
+            <w:tcW w:type="dxa" w:w="6260"/>
             <w:vAlign w:val="center"/>
+            <w:tcMar>
+              <w:top w:w="80" w:type="dxa"/>
+              <w:bottom w:w="80" w:type="dxa"/>
+              <w:start w:w="120" w:type="dxa"/>
+              <w:end w:w="120" w:type="dxa"/>
+            </w:tcMar>
           </w:tcPr>
           <w:p>
             <w:pPr>
-              <w:spacing w:after="40" w:before="40"/>
+              <w:spacing w:after="0"/>
             </w:pPr>
             <w:r>
               <w:rPr>
-                <w:rFonts w:ascii="Calibri" w:hAnsi="Calibri"/>
-                <w:b w:val="0"/>
+                <w:rFonts w:ascii="Yu Gothic" w:hAnsi="Yu Gothic" w:eastAsia="Yu Gothic"/>
+                <w:color w:val="232323"/>
                 <w:sz w:val="19"/>
               </w:rPr>
-              <w:t>恋愛は第5・7、仕事は第6・10、金運は第2・8、メンタルは第4・6・12を重視。</w:t>
+              <w:t>出生時の同じ天体位置に近づく節目を対応分野へ</w:t>
             </w:r>
           </w:p>
         </w:tc>
@@ -403,39 +552,51 @@
       <w:tr>
         <w:tc>
           <w:tcPr>
-            <w:tcW w:type="dxa" w:w="2880"/>
+            <w:tcW w:type="dxa" w:w="3100"/>
             <w:vAlign w:val="center"/>
+            <w:tcMar>
+              <w:top w:w="80" w:type="dxa"/>
+              <w:bottom w:w="80" w:type="dxa"/>
+              <w:start w:w="120" w:type="dxa"/>
+              <w:end w:w="120" w:type="dxa"/>
+            </w:tcMar>
           </w:tcPr>
           <w:p>
             <w:pPr>
-              <w:spacing w:after="40" w:before="40"/>
+              <w:spacing w:after="0"/>
             </w:pPr>
             <w:r>
               <w:rPr>
-                <w:rFonts w:ascii="Calibri" w:hAnsi="Calibri"/>
-                <w:b w:val="0"/>
+                <w:rFonts w:ascii="Yu Gothic" w:hAnsi="Yu Gothic" w:eastAsia="Yu Gothic"/>
+                <w:color w:val="232323"/>
                 <w:sz w:val="19"/>
               </w:rPr>
-              <w:t>月の配置</w:t>
+              <w:t>月相・月ボイド・逆行</w:t>
             </w:r>
           </w:p>
         </w:tc>
         <w:tc>
           <w:tcPr>
-            <w:tcW w:type="dxa" w:w="6480"/>
+            <w:tcW w:type="dxa" w:w="6260"/>
             <w:vAlign w:val="center"/>
+            <w:tcMar>
+              <w:top w:w="80" w:type="dxa"/>
+              <w:bottom w:w="80" w:type="dxa"/>
+              <w:start w:w="120" w:type="dxa"/>
+              <w:end w:w="120" w:type="dxa"/>
+            </w:tcMar>
           </w:tcPr>
           <w:p>
             <w:pPr>
-              <w:spacing w:after="40" w:before="40"/>
+              <w:spacing w:after="0"/>
             </w:pPr>
             <w:r>
               <w:rPr>
-                <w:rFonts w:ascii="Calibri" w:hAnsi="Calibri"/>
-                <w:b w:val="0"/>
+                <w:rFonts w:ascii="Yu Gothic" w:hAnsi="Yu Gothic" w:eastAsia="Yu Gothic"/>
+                <w:color w:val="232323"/>
                 <w:sz w:val="19"/>
               </w:rPr>
-              <w:t>出生図の月との相性、月が通るハウス、月相を合算。</w:t>
+              <w:t>行動ペースの目安として穏やかに反映</w:t>
             </w:r>
           </w:p>
         </w:tc>
@@ -443,39 +604,246 @@
       <w:tr>
         <w:tc>
           <w:tcPr>
-            <w:tcW w:type="dxa" w:w="2880"/>
+            <w:tcW w:type="dxa" w:w="3100"/>
             <w:vAlign w:val="center"/>
+            <w:tcMar>
+              <w:top w:w="80" w:type="dxa"/>
+              <w:bottom w:w="80" w:type="dxa"/>
+              <w:start w:w="120" w:type="dxa"/>
+              <w:end w:w="120" w:type="dxa"/>
+            </w:tcMar>
           </w:tcPr>
           <w:p>
             <w:pPr>
-              <w:spacing w:after="40" w:before="40"/>
+              <w:spacing w:after="0"/>
             </w:pPr>
             <w:r>
               <w:rPr>
-                <w:rFonts w:ascii="Calibri" w:hAnsi="Calibri"/>
-                <w:b w:val="0"/>
+                <w:rFonts w:ascii="Yu Gothic" w:hAnsi="Yu Gothic" w:eastAsia="Yu Gothic"/>
+                <w:color w:val="232323"/>
                 <w:sz w:val="19"/>
               </w:rPr>
-              <w:t>逆行・留・月ボイド</w:t>
+              <w:t>特殊配置</w:t>
             </w:r>
           </w:p>
         </w:tc>
         <w:tc>
           <w:tcPr>
-            <w:tcW w:type="dxa" w:w="6480"/>
+            <w:tcW w:type="dxa" w:w="6260"/>
             <w:vAlign w:val="center"/>
+            <w:tcMar>
+              <w:top w:w="80" w:type="dxa"/>
+              <w:bottom w:w="80" w:type="dxa"/>
+              <w:start w:w="120" w:type="dxa"/>
+              <w:end w:w="120" w:type="dxa"/>
+            </w:tcMar>
           </w:tcPr>
           <w:p>
             <w:pPr>
-              <w:spacing w:after="40" w:before="40"/>
+              <w:spacing w:after="0"/>
             </w:pPr>
             <w:r>
               <w:rPr>
-                <w:rFonts w:ascii="Calibri" w:hAnsi="Calibri"/>
-                <w:b w:val="0"/>
+                <w:rFonts w:ascii="Yu Gothic" w:hAnsi="Yu Gothic" w:eastAsia="Yu Gothic"/>
+                <w:color w:val="232323"/>
                 <w:sz w:val="19"/>
               </w:rPr>
-              <w:t>一律の凶ではなく、確認や見直しが必要な分だけ穏やかに減点。</w:t>
+              <w:t>成立条件がそろったグランドトライン、カイト、クレイドル等を配置ごとに反映</w:t>
+            </w:r>
+          </w:p>
+        </w:tc>
+      </w:tr>
+    </w:tbl>
+    <w:p>
+      <w:pPr>
+        <w:spacing w:after="0"/>
+      </w:pPr>
+    </w:p>
+    <w:p>
+      <w:pPr>
+        <w:pStyle w:val="Heading1"/>
+      </w:pPr>
+      <w:r>
+        <w:t>総合リターン特例（最強1件）</w:t>
+      </w:r>
+    </w:p>
+    <w:tbl>
+      <w:tblPr>
+        <w:tblStyle w:val="TableGrid"/>
+        <w:tblW w:type="dxa" w:w="9360"/>
+        <w:tblLayout w:type="fixed"/>
+        <w:tblLook w:firstColumn="1" w:firstRow="1" w:lastColumn="0" w:lastRow="0" w:noHBand="0" w:noVBand="1" w:val="04A0"/>
+        <w:jc w:val="left"/>
+        <w:tblInd w:w="120" w:type="dxa"/>
+      </w:tblPr>
+      <w:tblGrid>
+        <w:gridCol w:w="1560"/>
+        <w:gridCol w:w="1560"/>
+        <w:gridCol w:w="1560"/>
+        <w:gridCol w:w="1560"/>
+        <w:gridCol w:w="1560"/>
+        <w:gridCol w:w="1560"/>
+      </w:tblGrid>
+      <w:tr>
+        <w:tc>
+          <w:tcPr>
+            <w:tcW w:type="dxa" w:w="1560"/>
+            <w:vAlign w:val="center"/>
+            <w:tcMar>
+              <w:top w:w="80" w:type="dxa"/>
+              <w:bottom w:w="80" w:type="dxa"/>
+              <w:start w:w="120" w:type="dxa"/>
+              <w:end w:w="120" w:type="dxa"/>
+            </w:tcMar>
+            <w:shd w:fill="E8EEF5"/>
+          </w:tcPr>
+          <w:p>
+            <w:pPr>
+              <w:spacing w:after="0"/>
+            </w:pPr>
+            <w:r>
+              <w:rPr>
+                <w:rFonts w:ascii="Yu Gothic" w:hAnsi="Yu Gothic" w:eastAsia="Yu Gothic"/>
+                <w:b/>
+                <w:color w:val="1F3657"/>
+                <w:sz w:val="20"/>
+              </w:rPr>
+              <w:t>木星</w:t>
+            </w:r>
+          </w:p>
+        </w:tc>
+        <w:tc>
+          <w:tcPr>
+            <w:tcW w:type="dxa" w:w="1560"/>
+            <w:vAlign w:val="center"/>
+            <w:tcMar>
+              <w:top w:w="80" w:type="dxa"/>
+              <w:bottom w:w="80" w:type="dxa"/>
+              <w:start w:w="120" w:type="dxa"/>
+              <w:end w:w="120" w:type="dxa"/>
+            </w:tcMar>
+            <w:shd w:fill="E8EEF5"/>
+          </w:tcPr>
+          <w:p>
+            <w:pPr>
+              <w:spacing w:after="0"/>
+            </w:pPr>
+            <w:r>
+              <w:rPr>
+                <w:rFonts w:ascii="Yu Gothic" w:hAnsi="Yu Gothic" w:eastAsia="Yu Gothic"/>
+                <w:b/>
+                <w:color w:val="1F3657"/>
+                <w:sz w:val="20"/>
+              </w:rPr>
+              <w:t>土星</w:t>
+            </w:r>
+          </w:p>
+        </w:tc>
+        <w:tc>
+          <w:tcPr>
+            <w:tcW w:type="dxa" w:w="1560"/>
+            <w:vAlign w:val="center"/>
+            <w:tcMar>
+              <w:top w:w="80" w:type="dxa"/>
+              <w:bottom w:w="80" w:type="dxa"/>
+              <w:start w:w="120" w:type="dxa"/>
+              <w:end w:w="120" w:type="dxa"/>
+            </w:tcMar>
+            <w:shd w:fill="E8EEF5"/>
+          </w:tcPr>
+          <w:p>
+            <w:pPr>
+              <w:spacing w:after="0"/>
+            </w:pPr>
+            <w:r>
+              <w:rPr>
+                <w:rFonts w:ascii="Yu Gothic" w:hAnsi="Yu Gothic" w:eastAsia="Yu Gothic"/>
+                <w:b/>
+                <w:color w:val="1F3657"/>
+                <w:sz w:val="20"/>
+              </w:rPr>
+              <w:t>太陽</w:t>
+            </w:r>
+          </w:p>
+        </w:tc>
+        <w:tc>
+          <w:tcPr>
+            <w:tcW w:type="dxa" w:w="1560"/>
+            <w:vAlign w:val="center"/>
+            <w:tcMar>
+              <w:top w:w="80" w:type="dxa"/>
+              <w:bottom w:w="80" w:type="dxa"/>
+              <w:start w:w="120" w:type="dxa"/>
+              <w:end w:w="120" w:type="dxa"/>
+            </w:tcMar>
+            <w:shd w:fill="E8EEF5"/>
+          </w:tcPr>
+          <w:p>
+            <w:pPr>
+              <w:spacing w:after="0"/>
+            </w:pPr>
+            <w:r>
+              <w:rPr>
+                <w:rFonts w:ascii="Yu Gothic" w:hAnsi="Yu Gothic" w:eastAsia="Yu Gothic"/>
+                <w:b/>
+                <w:color w:val="1F3657"/>
+                <w:sz w:val="20"/>
+              </w:rPr>
+              <w:t>外惑星</w:t>
+            </w:r>
+          </w:p>
+        </w:tc>
+        <w:tc>
+          <w:tcPr>
+            <w:tcW w:type="dxa" w:w="1560"/>
+            <w:vAlign w:val="center"/>
+            <w:tcMar>
+              <w:top w:w="80" w:type="dxa"/>
+              <w:bottom w:w="80" w:type="dxa"/>
+              <w:start w:w="120" w:type="dxa"/>
+              <w:end w:w="120" w:type="dxa"/>
+            </w:tcMar>
+            <w:shd w:fill="E8EEF5"/>
+          </w:tcPr>
+          <w:p>
+            <w:pPr>
+              <w:spacing w:after="0"/>
+            </w:pPr>
+            <w:r>
+              <w:rPr>
+                <w:rFonts w:ascii="Yu Gothic" w:hAnsi="Yu Gothic" w:eastAsia="Yu Gothic"/>
+                <w:b/>
+                <w:color w:val="1F3657"/>
+                <w:sz w:val="20"/>
+              </w:rPr>
+              <w:t>金星・火星</w:t>
+            </w:r>
+          </w:p>
+        </w:tc>
+        <w:tc>
+          <w:tcPr>
+            <w:tcW w:type="dxa" w:w="1560"/>
+            <w:vAlign w:val="center"/>
+            <w:tcMar>
+              <w:top w:w="80" w:type="dxa"/>
+              <w:bottom w:w="80" w:type="dxa"/>
+              <w:start w:w="120" w:type="dxa"/>
+              <w:end w:w="120" w:type="dxa"/>
+            </w:tcMar>
+            <w:shd w:fill="E8EEF5"/>
+          </w:tcPr>
+          <w:p>
+            <w:pPr>
+              <w:spacing w:after="0"/>
+            </w:pPr>
+            <w:r>
+              <w:rPr>
+                <w:rFonts w:ascii="Yu Gothic" w:hAnsi="Yu Gothic" w:eastAsia="Yu Gothic"/>
+                <w:b/>
+                <w:color w:val="1F3657"/>
+                <w:sz w:val="20"/>
+              </w:rPr>
+              <w:t>水星</w:t>
             </w:r>
           </w:p>
         </w:tc>
@@ -483,31 +851,244 @@
       <w:tr>
         <w:tc>
           <w:tcPr>
-            <w:tcW w:type="dxa" w:w="2880"/>
+            <w:tcW w:type="dxa" w:w="1560"/>
             <w:vAlign w:val="center"/>
+            <w:tcMar>
+              <w:top w:w="80" w:type="dxa"/>
+              <w:bottom w:w="80" w:type="dxa"/>
+              <w:start w:w="120" w:type="dxa"/>
+              <w:end w:w="120" w:type="dxa"/>
+            </w:tcMar>
           </w:tcPr>
           <w:p>
             <w:pPr>
-              <w:spacing w:after="40" w:before="40"/>
+              <w:spacing w:after="0"/>
             </w:pPr>
             <w:r>
               <w:rPr>
-                <w:rFonts w:ascii="Calibri" w:hAnsi="Calibri"/>
-                <w:b w:val="0"/>
+                <w:rFonts w:ascii="Yu Gothic" w:hAnsi="Yu Gothic" w:eastAsia="Yu Gothic"/>
+                <w:color w:val="232323"/>
                 <w:sz w:val="19"/>
               </w:rPr>
-              <w:t>複合配置</w:t>
+              <w:t>+2.2</w:t>
             </w:r>
           </w:p>
         </w:tc>
         <w:tc>
           <w:tcPr>
-            <w:tcW w:type="dxa" w:w="6480"/>
+            <w:tcW w:type="dxa" w:w="1560"/>
             <w:vAlign w:val="center"/>
+            <w:tcMar>
+              <w:top w:w="80" w:type="dxa"/>
+              <w:bottom w:w="80" w:type="dxa"/>
+              <w:start w:w="120" w:type="dxa"/>
+              <w:end w:w="120" w:type="dxa"/>
+            </w:tcMar>
           </w:tcPr>
           <w:p>
+            <w:pPr>
+              <w:spacing w:after="0"/>
+            </w:pPr>
             <w:r>
-              <w:t>グランドトライン、ステリウム、カイト、ゆりかご等は配置内容に応じて加減。良いレア配置はクレイドル+1.2（メンタル+1.6）、ミスティックレクタングル+1.6、グランドセクスタイル+2.6。</w:t>
+              <w:rPr>
+                <w:rFonts w:ascii="Yu Gothic" w:hAnsi="Yu Gothic" w:eastAsia="Yu Gothic"/>
+                <w:color w:val="232323"/>
+                <w:sz w:val="19"/>
+              </w:rPr>
+              <w:t>+1.3</w:t>
+            </w:r>
+          </w:p>
+        </w:tc>
+        <w:tc>
+          <w:tcPr>
+            <w:tcW w:type="dxa" w:w="1560"/>
+            <w:vAlign w:val="center"/>
+            <w:tcMar>
+              <w:top w:w="80" w:type="dxa"/>
+              <w:bottom w:w="80" w:type="dxa"/>
+              <w:start w:w="120" w:type="dxa"/>
+              <w:end w:w="120" w:type="dxa"/>
+            </w:tcMar>
+          </w:tcPr>
+          <w:p>
+            <w:pPr>
+              <w:spacing w:after="0"/>
+            </w:pPr>
+            <w:r>
+              <w:rPr>
+                <w:rFonts w:ascii="Yu Gothic" w:hAnsi="Yu Gothic" w:eastAsia="Yu Gothic"/>
+                <w:color w:val="232323"/>
+                <w:sz w:val="19"/>
+              </w:rPr>
+              <w:t>+1.0</w:t>
+            </w:r>
+          </w:p>
+        </w:tc>
+        <w:tc>
+          <w:tcPr>
+            <w:tcW w:type="dxa" w:w="1560"/>
+            <w:vAlign w:val="center"/>
+            <w:tcMar>
+              <w:top w:w="80" w:type="dxa"/>
+              <w:bottom w:w="80" w:type="dxa"/>
+              <w:start w:w="120" w:type="dxa"/>
+              <w:end w:w="120" w:type="dxa"/>
+            </w:tcMar>
+          </w:tcPr>
+          <w:p>
+            <w:pPr>
+              <w:spacing w:after="0"/>
+            </w:pPr>
+            <w:r>
+              <w:rPr>
+                <w:rFonts w:ascii="Yu Gothic" w:hAnsi="Yu Gothic" w:eastAsia="Yu Gothic"/>
+                <w:color w:val="232323"/>
+                <w:sz w:val="19"/>
+              </w:rPr>
+              <w:t>+0.8</w:t>
+            </w:r>
+          </w:p>
+        </w:tc>
+        <w:tc>
+          <w:tcPr>
+            <w:tcW w:type="dxa" w:w="1560"/>
+            <w:vAlign w:val="center"/>
+            <w:tcMar>
+              <w:top w:w="80" w:type="dxa"/>
+              <w:bottom w:w="80" w:type="dxa"/>
+              <w:start w:w="120" w:type="dxa"/>
+              <w:end w:w="120" w:type="dxa"/>
+            </w:tcMar>
+          </w:tcPr>
+          <w:p>
+            <w:pPr>
+              <w:spacing w:after="0"/>
+            </w:pPr>
+            <w:r>
+              <w:rPr>
+                <w:rFonts w:ascii="Yu Gothic" w:hAnsi="Yu Gothic" w:eastAsia="Yu Gothic"/>
+                <w:color w:val="232323"/>
+                <w:sz w:val="19"/>
+              </w:rPr>
+              <w:t>+0.6</w:t>
+            </w:r>
+          </w:p>
+        </w:tc>
+        <w:tc>
+          <w:tcPr>
+            <w:tcW w:type="dxa" w:w="1560"/>
+            <w:vAlign w:val="center"/>
+            <w:tcMar>
+              <w:top w:w="80" w:type="dxa"/>
+              <w:bottom w:w="80" w:type="dxa"/>
+              <w:start w:w="120" w:type="dxa"/>
+              <w:end w:w="120" w:type="dxa"/>
+            </w:tcMar>
+          </w:tcPr>
+          <w:p>
+            <w:pPr>
+              <w:spacing w:after="0"/>
+            </w:pPr>
+            <w:r>
+              <w:rPr>
+                <w:rFonts w:ascii="Yu Gothic" w:hAnsi="Yu Gothic" w:eastAsia="Yu Gothic"/>
+                <w:color w:val="232323"/>
+                <w:sz w:val="19"/>
+              </w:rPr>
+              <w:t>+0.4</w:t>
+            </w:r>
+          </w:p>
+        </w:tc>
+      </w:tr>
+    </w:tbl>
+    <w:p>
+      <w:pPr>
+        <w:spacing w:after="0"/>
+      </w:pPr>
+    </w:p>
+    <w:p>
+      <w:r>
+        <w:rPr>
+          <w:rFonts w:ascii="Yu Gothic" w:hAnsi="Yu Gothic" w:eastAsia="Yu Gothic"/>
+          <w:color w:val="232323"/>
+          <w:sz w:val="22"/>
+        </w:rPr>
+        <w:t>近さと位相で減衰します。月・ASC・MCは総合リターン特例の対象外です。</w:t>
+      </w:r>
+    </w:p>
+    <w:p>
+      <w:pPr>
+        <w:pStyle w:val="Heading1"/>
+      </w:pPr>
+      <w:r>
+        <w:t>年運だけの人生イベント</w:t>
+      </w:r>
+    </w:p>
+    <w:tbl>
+      <w:tblPr>
+        <w:tblStyle w:val="TableGrid"/>
+        <w:tblW w:type="dxa" w:w="9360"/>
+        <w:tblLayout w:type="fixed"/>
+        <w:tblLook w:firstColumn="1" w:firstRow="1" w:lastColumn="0" w:lastRow="0" w:noHBand="0" w:noVBand="1" w:val="04A0"/>
+        <w:jc w:val="left"/>
+        <w:tblInd w:w="120" w:type="dxa"/>
+      </w:tblPr>
+      <w:tblGrid>
+        <w:gridCol w:w="3300"/>
+        <w:gridCol w:w="6060"/>
+      </w:tblGrid>
+      <w:tr>
+        <w:tc>
+          <w:tcPr>
+            <w:tcW w:type="dxa" w:w="3300"/>
+            <w:vAlign w:val="center"/>
+            <w:tcMar>
+              <w:top w:w="80" w:type="dxa"/>
+              <w:bottom w:w="80" w:type="dxa"/>
+              <w:start w:w="120" w:type="dxa"/>
+              <w:end w:w="120" w:type="dxa"/>
+            </w:tcMar>
+            <w:shd w:fill="E8EEF5"/>
+          </w:tcPr>
+          <w:p>
+            <w:pPr>
+              <w:spacing w:after="0"/>
+            </w:pPr>
+            <w:r>
+              <w:rPr>
+                <w:rFonts w:ascii="Yu Gothic" w:hAnsi="Yu Gothic" w:eastAsia="Yu Gothic"/>
+                <w:b/>
+                <w:color w:val="1F3657"/>
+                <w:sz w:val="20"/>
+              </w:rPr>
+              <w:t>候補</w:t>
+            </w:r>
+          </w:p>
+        </w:tc>
+        <w:tc>
+          <w:tcPr>
+            <w:tcW w:type="dxa" w:w="6060"/>
+            <w:vAlign w:val="center"/>
+            <w:tcMar>
+              <w:top w:w="80" w:type="dxa"/>
+              <w:bottom w:w="80" w:type="dxa"/>
+              <w:start w:w="120" w:type="dxa"/>
+              <w:end w:w="120" w:type="dxa"/>
+            </w:tcMar>
+            <w:shd w:fill="E8EEF5"/>
+          </w:tcPr>
+          <w:p>
+            <w:pPr>
+              <w:spacing w:after="0"/>
+            </w:pPr>
+            <w:r>
+              <w:rPr>
+                <w:rFonts w:ascii="Yu Gothic" w:hAnsi="Yu Gothic" w:eastAsia="Yu Gothic"/>
+                <w:b/>
+                <w:color w:val="1F3657"/>
+                <w:sz w:val="20"/>
+              </w:rPr>
+              <w:t>反映方法</w:t>
             </w:r>
           </w:p>
         </w:tc>
@@ -515,39 +1096,259 @@
       <w:tr>
         <w:tc>
           <w:tcPr>
-            <w:tcW w:type="dxa" w:w="2880"/>
+            <w:tcW w:type="dxa" w:w="3300"/>
             <w:vAlign w:val="center"/>
+            <w:tcMar>
+              <w:top w:w="80" w:type="dxa"/>
+              <w:bottom w:w="80" w:type="dxa"/>
+              <w:start w:w="120" w:type="dxa"/>
+              <w:end w:w="120" w:type="dxa"/>
+            </w:tcMar>
           </w:tcPr>
           <w:p>
             <w:pPr>
-              <w:spacing w:after="40" w:before="40"/>
+              <w:spacing w:after="0"/>
             </w:pPr>
             <w:r>
               <w:rPr>
-                <w:rFonts w:ascii="Calibri" w:hAnsi="Calibri"/>
-                <w:b w:val="0"/>
+                <w:rFonts w:ascii="Yu Gothic" w:hAnsi="Yu Gothic" w:eastAsia="Yu Gothic"/>
+                <w:color w:val="232323"/>
                 <w:sz w:val="19"/>
               </w:rPr>
-              <w:t>月相</w:t>
+              <w:t>長期リターン</w:t>
             </w:r>
           </w:p>
         </w:tc>
         <w:tc>
           <w:tcPr>
-            <w:tcW w:type="dxa" w:w="6480"/>
+            <w:tcW w:type="dxa" w:w="6060"/>
             <w:vAlign w:val="center"/>
+            <w:tcMar>
+              <w:top w:w="80" w:type="dxa"/>
+              <w:bottom w:w="80" w:type="dxa"/>
+              <w:start w:w="120" w:type="dxa"/>
+              <w:end w:w="120" w:type="dxa"/>
+            </w:tcMar>
           </w:tcPr>
           <w:p>
             <w:pPr>
-              <w:spacing w:after="40" w:before="40"/>
+              <w:spacing w:after="0"/>
             </w:pPr>
             <w:r>
               <w:rPr>
-                <w:rFonts w:ascii="Calibri" w:hAnsi="Calibri"/>
-                <w:b w:val="0"/>
+                <w:rFonts w:ascii="Yu Gothic" w:hAnsi="Yu Gothic" w:eastAsia="Yu Gothic"/>
+                <w:color w:val="232323"/>
                 <w:sz w:val="19"/>
               </w:rPr>
-              <w:t>8段階で最大±1.2点。新月は始める力、満月は恋愛・メンタルの振り返り力を重視。</w:t>
+              <w:t>木星・土星・外惑星など。最強1件だけ選ぶ</w:t>
+            </w:r>
+          </w:p>
+        </w:tc>
+      </w:tr>
+      <w:tr>
+        <w:tc>
+          <w:tcPr>
+            <w:tcW w:type="dxa" w:w="3300"/>
+            <w:vAlign w:val="center"/>
+            <w:tcMar>
+              <w:top w:w="80" w:type="dxa"/>
+              <w:bottom w:w="80" w:type="dxa"/>
+              <w:start w:w="120" w:type="dxa"/>
+              <w:end w:w="120" w:type="dxa"/>
+            </w:tcMar>
+          </w:tcPr>
+          <w:p>
+            <w:pPr>
+              <w:spacing w:after="0"/>
+            </w:pPr>
+            <w:r>
+              <w:rPr>
+                <w:rFonts w:ascii="Yu Gothic" w:hAnsi="Yu Gothic" w:eastAsia="Yu Gothic"/>
+                <w:color w:val="232323"/>
+                <w:sz w:val="19"/>
+              </w:rPr>
+              <w:t>出生図への長期トランジット</w:t>
+            </w:r>
+          </w:p>
+        </w:tc>
+        <w:tc>
+          <w:tcPr>
+            <w:tcW w:type="dxa" w:w="6060"/>
+            <w:vAlign w:val="center"/>
+            <w:tcMar>
+              <w:top w:w="80" w:type="dxa"/>
+              <w:bottom w:w="80" w:type="dxa"/>
+              <w:start w:w="120" w:type="dxa"/>
+              <w:end w:w="120" w:type="dxa"/>
+            </w:tcMar>
+          </w:tcPr>
+          <w:p>
+            <w:pPr>
+              <w:spacing w:after="0"/>
+            </w:pPr>
+            <w:r>
+              <w:rPr>
+                <w:rFonts w:ascii="Yu Gothic" w:hAnsi="Yu Gothic" w:eastAsia="Yu Gothic"/>
+                <w:color w:val="232323"/>
+                <w:sz w:val="19"/>
+              </w:rPr>
+              <w:t>太陽〜冥王星・ASC・MCへのタイトな調和アスペクトを全件確認</w:t>
+            </w:r>
+          </w:p>
+        </w:tc>
+      </w:tr>
+      <w:tr>
+        <w:tc>
+          <w:tcPr>
+            <w:tcW w:type="dxa" w:w="3300"/>
+            <w:vAlign w:val="center"/>
+            <w:tcMar>
+              <w:top w:w="80" w:type="dxa"/>
+              <w:bottom w:w="80" w:type="dxa"/>
+              <w:start w:w="120" w:type="dxa"/>
+              <w:end w:w="120" w:type="dxa"/>
+            </w:tcMar>
+          </w:tcPr>
+          <w:p>
+            <w:pPr>
+              <w:spacing w:after="0"/>
+            </w:pPr>
+            <w:r>
+              <w:rPr>
+                <w:rFonts w:ascii="Yu Gothic" w:hAnsi="Yu Gothic" w:eastAsia="Yu Gothic"/>
+                <w:color w:val="232323"/>
+                <w:sz w:val="19"/>
+              </w:rPr>
+              <w:t>良い特殊配置</w:t>
+            </w:r>
+          </w:p>
+        </w:tc>
+        <w:tc>
+          <w:tcPr>
+            <w:tcW w:type="dxa" w:w="6060"/>
+            <w:vAlign w:val="center"/>
+            <w:tcMar>
+              <w:top w:w="80" w:type="dxa"/>
+              <w:bottom w:w="80" w:type="dxa"/>
+              <w:start w:w="120" w:type="dxa"/>
+              <w:end w:w="120" w:type="dxa"/>
+            </w:tcMar>
+          </w:tcPr>
+          <w:p>
+            <w:pPr>
+              <w:spacing w:after="0"/>
+            </w:pPr>
+            <w:r>
+              <w:rPr>
+                <w:rFonts w:ascii="Yu Gothic" w:hAnsi="Yu Gothic" w:eastAsia="Yu Gothic"/>
+                <w:color w:val="232323"/>
+                <w:sz w:val="19"/>
+              </w:rPr>
+              <w:t>グランドセクスタイル、ミスティックレクタングル、クレイドル、グランドトライン、カイト</w:t>
+            </w:r>
+          </w:p>
+        </w:tc>
+      </w:tr>
+      <w:tr>
+        <w:tc>
+          <w:tcPr>
+            <w:tcW w:type="dxa" w:w="3300"/>
+            <w:vAlign w:val="center"/>
+            <w:tcMar>
+              <w:top w:w="80" w:type="dxa"/>
+              <w:bottom w:w="80" w:type="dxa"/>
+              <w:start w:w="120" w:type="dxa"/>
+              <w:end w:w="120" w:type="dxa"/>
+            </w:tcMar>
+          </w:tcPr>
+          <w:p>
+            <w:pPr>
+              <w:spacing w:after="0"/>
+            </w:pPr>
+            <w:r>
+              <w:rPr>
+                <w:rFonts w:ascii="Yu Gothic" w:hAnsi="Yu Gothic" w:eastAsia="Yu Gothic"/>
+                <w:color w:val="232323"/>
+                <w:sz w:val="19"/>
+              </w:rPr>
+              <w:t>分野別配分</w:t>
+            </w:r>
+          </w:p>
+        </w:tc>
+        <w:tc>
+          <w:tcPr>
+            <w:tcW w:type="dxa" w:w="6060"/>
+            <w:vAlign w:val="center"/>
+            <w:tcMar>
+              <w:top w:w="80" w:type="dxa"/>
+              <w:bottom w:w="80" w:type="dxa"/>
+              <w:start w:w="120" w:type="dxa"/>
+              <w:end w:w="120" w:type="dxa"/>
+            </w:tcMar>
+          </w:tcPr>
+          <w:p>
+            <w:pPr>
+              <w:spacing w:after="0"/>
+            </w:pPr>
+            <w:r>
+              <w:rPr>
+                <w:rFonts w:ascii="Yu Gothic" w:hAnsi="Yu Gothic" w:eastAsia="Yu Gothic"/>
+                <w:color w:val="232323"/>
+                <w:sz w:val="19"/>
+              </w:rPr>
+              <w:t>MCは主に仕事、金星は恋愛、木星は金運など、意味のある分野へ最大+3.5点</w:t>
+            </w:r>
+          </w:p>
+        </w:tc>
+      </w:tr>
+      <w:tr>
+        <w:tc>
+          <w:tcPr>
+            <w:tcW w:type="dxa" w:w="3300"/>
+            <w:vAlign w:val="center"/>
+            <w:tcMar>
+              <w:top w:w="80" w:type="dxa"/>
+              <w:bottom w:w="80" w:type="dxa"/>
+              <w:start w:w="120" w:type="dxa"/>
+              <w:end w:w="120" w:type="dxa"/>
+            </w:tcMar>
+          </w:tcPr>
+          <w:p>
+            <w:pPr>
+              <w:spacing w:after="0"/>
+            </w:pPr>
+            <w:r>
+              <w:rPr>
+                <w:rFonts w:ascii="Yu Gothic" w:hAnsi="Yu Gothic" w:eastAsia="Yu Gothic"/>
+                <w:color w:val="232323"/>
+                <w:sz w:val="19"/>
+              </w:rPr>
+              <w:t>総合運</w:t>
+            </w:r>
+          </w:p>
+        </w:tc>
+        <w:tc>
+          <w:tcPr>
+            <w:tcW w:type="dxa" w:w="6060"/>
+            <w:vAlign w:val="center"/>
+            <w:tcMar>
+              <w:top w:w="80" w:type="dxa"/>
+              <w:bottom w:w="80" w:type="dxa"/>
+              <w:start w:w="120" w:type="dxa"/>
+              <w:end w:w="120" w:type="dxa"/>
+            </w:tcMar>
+          </w:tcPr>
+          <w:p>
+            <w:pPr>
+              <w:spacing w:after="0"/>
+            </w:pPr>
+            <w:r>
+              <w:rPr>
+                <w:rFonts w:ascii="Yu Gothic" w:hAnsi="Yu Gothic" w:eastAsia="Yu Gothic"/>
+                <w:color w:val="232323"/>
+                <w:sz w:val="19"/>
+              </w:rPr>
+              <w:t>人生イベント配分後の4分野平均。総合だけを一律に上げない</w:t>
             </w:r>
           </w:p>
         </w:tc>
@@ -555,313 +1356,107 @@
     </w:tbl>
     <w:p>
       <w:pPr>
-        <w:spacing w:after="40"/>
+        <w:spacing w:after="0"/>
       </w:pPr>
     </w:p>
     <w:p>
       <w:pPr>
-        <w:spacing w:before="280" w:after="100"/>
+        <w:pStyle w:val="Heading1"/>
       </w:pPr>
       <w:r>
-        <w:rPr>
-          <w:rFonts w:ascii="Calibri" w:hAnsi="Calibri"/>
-          <w:b/>
-          <w:color w:val="2E74B5"/>
-          <w:sz w:val="32"/>
-        </w:rPr>
-        <w:t>月相だけ見たい時の目安</w:t>
-      </w:r>
-    </w:p>
-    <w:tbl>
-      <w:tblPr>
-        <w:tblStyle w:val="TableGrid"/>
-        <w:tblW w:type="auto" w:w="0"/>
-        <w:jc w:val="center"/>
-        <w:tblLayout w:type="fixed"/>
-        <w:tblLook w:firstColumn="1" w:firstRow="1" w:lastColumn="0" w:lastRow="0" w:noHBand="0" w:noVBand="1" w:val="04A0"/>
-      </w:tblPr>
-      <w:tblGrid>
-        <w:gridCol w:w="4680"/>
-        <w:gridCol w:w="4680"/>
-      </w:tblGrid>
-      <w:tr>
-        <w:tc>
-          <w:tcPr>
-            <w:tcW w:type="dxa" w:w="2592"/>
-            <w:vAlign w:val="center"/>
-            <w:shd w:fill="E8EEF5"/>
-          </w:tcPr>
-          <w:p>
-            <w:pPr>
-              <w:spacing w:after="40" w:before="40"/>
-            </w:pPr>
-            <w:r>
-              <w:rPr>
-                <w:rFonts w:ascii="Calibri" w:hAnsi="Calibri"/>
-                <w:b/>
-                <w:sz w:val="19"/>
-              </w:rPr>
-              <w:t>月相</w:t>
-            </w:r>
-          </w:p>
-        </w:tc>
-        <w:tc>
-          <w:tcPr>
-            <w:tcW w:type="dxa" w:w="6768"/>
-            <w:vAlign w:val="center"/>
-            <w:shd w:fill="E8EEF5"/>
-          </w:tcPr>
-          <w:p>
-            <w:pPr>
-              <w:spacing w:after="40" w:before="40"/>
-            </w:pPr>
-            <w:r>
-              <w:rPr>
-                <w:rFonts w:ascii="Calibri" w:hAnsi="Calibri"/>
-                <w:b/>
-                <w:sz w:val="19"/>
-              </w:rPr>
-              <w:t>強まりやすい分野</w:t>
-            </w:r>
-          </w:p>
-        </w:tc>
-      </w:tr>
-      <w:tr>
-        <w:tc>
-          <w:tcPr>
-            <w:tcW w:type="dxa" w:w="2592"/>
-            <w:vAlign w:val="center"/>
-          </w:tcPr>
-          <w:p>
-            <w:pPr>
-              <w:spacing w:after="40" w:before="40"/>
-            </w:pPr>
-            <w:r>
-              <w:rPr>
-                <w:rFonts w:ascii="Calibri" w:hAnsi="Calibri"/>
-                <w:b w:val="0"/>
-                <w:sz w:val="19"/>
-              </w:rPr>
-              <w:t>新月</w:t>
-            </w:r>
-          </w:p>
-        </w:tc>
-        <w:tc>
-          <w:tcPr>
-            <w:tcW w:type="dxa" w:w="6768"/>
-            <w:vAlign w:val="center"/>
-          </w:tcPr>
-          <w:p>
-            <w:pPr>
-              <w:spacing w:after="40" w:before="40"/>
-            </w:pPr>
-            <w:r>
-              <w:rPr>
-                <w:rFonts w:ascii="Calibri" w:hAnsi="Calibri"/>
-                <w:b w:val="0"/>
-                <w:sz w:val="19"/>
-              </w:rPr>
-              <w:t>仕事+0.8 / メンタル+0.9</w:t>
-            </w:r>
-          </w:p>
-        </w:tc>
-      </w:tr>
-      <w:tr>
-        <w:tc>
-          <w:tcPr>
-            <w:tcW w:type="dxa" w:w="2592"/>
-            <w:vAlign w:val="center"/>
-          </w:tcPr>
-          <w:p>
-            <w:pPr>
-              <w:spacing w:after="40" w:before="40"/>
-            </w:pPr>
-            <w:r>
-              <w:rPr>
-                <w:rFonts w:ascii="Calibri" w:hAnsi="Calibri"/>
-                <w:b w:val="0"/>
-                <w:sz w:val="19"/>
-              </w:rPr>
-              <w:t>上弦の月</w:t>
-            </w:r>
-          </w:p>
-        </w:tc>
-        <w:tc>
-          <w:tcPr>
-            <w:tcW w:type="dxa" w:w="6768"/>
-            <w:vAlign w:val="center"/>
-          </w:tcPr>
-          <w:p>
-            <w:pPr>
-              <w:spacing w:after="40" w:before="40"/>
-            </w:pPr>
-            <w:r>
-              <w:rPr>
-                <w:rFonts w:ascii="Calibri" w:hAnsi="Calibri"/>
-                <w:b w:val="0"/>
-                <w:sz w:val="19"/>
-              </w:rPr>
-              <w:t>仕事+1.1 / 金運+0.7</w:t>
-            </w:r>
-          </w:p>
-        </w:tc>
-      </w:tr>
-      <w:tr>
-        <w:tc>
-          <w:tcPr>
-            <w:tcW w:type="dxa" w:w="2592"/>
-            <w:vAlign w:val="center"/>
-          </w:tcPr>
-          <w:p>
-            <w:pPr>
-              <w:spacing w:after="40" w:before="40"/>
-            </w:pPr>
-            <w:r>
-              <w:rPr>
-                <w:rFonts w:ascii="Calibri" w:hAnsi="Calibri"/>
-                <w:b w:val="0"/>
-                <w:sz w:val="19"/>
-              </w:rPr>
-              <w:t>満月</w:t>
-            </w:r>
-          </w:p>
-        </w:tc>
-        <w:tc>
-          <w:tcPr>
-            <w:tcW w:type="dxa" w:w="6768"/>
-            <w:vAlign w:val="center"/>
-          </w:tcPr>
-          <w:p>
-            <w:pPr>
-              <w:spacing w:after="40" w:before="40"/>
-            </w:pPr>
-            <w:r>
-              <w:rPr>
-                <w:rFonts w:ascii="Calibri" w:hAnsi="Calibri"/>
-                <w:b w:val="0"/>
-                <w:sz w:val="19"/>
-              </w:rPr>
-              <w:t>恋愛+1.1 / メンタル+1.2</w:t>
-            </w:r>
-          </w:p>
-        </w:tc>
-      </w:tr>
-      <w:tr>
-        <w:tc>
-          <w:tcPr>
-            <w:tcW w:type="dxa" w:w="2592"/>
-            <w:vAlign w:val="center"/>
-          </w:tcPr>
-          <w:p>
-            <w:pPr>
-              <w:spacing w:after="40" w:before="40"/>
-            </w:pPr>
-            <w:r>
-              <w:rPr>
-                <w:rFonts w:ascii="Calibri" w:hAnsi="Calibri"/>
-                <w:b w:val="0"/>
-                <w:sz w:val="19"/>
-              </w:rPr>
-              <w:t>下弦の月</w:t>
-            </w:r>
-          </w:p>
-        </w:tc>
-        <w:tc>
-          <w:tcPr>
-            <w:tcW w:type="dxa" w:w="6768"/>
-            <w:vAlign w:val="center"/>
-          </w:tcPr>
-          <w:p>
-            <w:pPr>
-              <w:spacing w:after="40" w:before="40"/>
-            </w:pPr>
-            <w:r>
-              <w:rPr>
-                <w:rFonts w:ascii="Calibri" w:hAnsi="Calibri"/>
-                <w:b w:val="0"/>
-                <w:sz w:val="19"/>
-              </w:rPr>
-              <w:t>メンタル+0.9（仕事−0.3 / 金運−0.2）</w:t>
-            </w:r>
-          </w:p>
-        </w:tc>
-      </w:tr>
-      <w:tr>
-        <w:tc>
-          <w:tcPr>
-            <w:tcW w:type="dxa" w:w="2592"/>
-            <w:vAlign w:val="center"/>
-          </w:tcPr>
-          <w:p>
-            <w:pPr>
-              <w:spacing w:after="40" w:before="40"/>
-            </w:pPr>
-            <w:r>
-              <w:rPr>
-                <w:rFonts w:ascii="Calibri" w:hAnsi="Calibri"/>
-                <w:b w:val="0"/>
-                <w:sz w:val="19"/>
-              </w:rPr>
-              <w:t>その他4段階</w:t>
-            </w:r>
-          </w:p>
-        </w:tc>
-        <w:tc>
-          <w:tcPr>
-            <w:tcW w:type="dxa" w:w="6768"/>
-            <w:vAlign w:val="center"/>
-          </w:tcPr>
-          <w:p>
-            <w:pPr>
-              <w:spacing w:after="40" w:before="40"/>
-            </w:pPr>
-            <w:r>
-              <w:rPr>
-                <w:rFonts w:ascii="Calibri" w:hAnsi="Calibri"/>
-                <w:b w:val="0"/>
-                <w:sz w:val="19"/>
-              </w:rPr>
-              <w:t>準備・継続・整理・休息に合わせて+0.1〜+0.8</w:t>
-            </w:r>
-          </w:p>
-        </w:tc>
-      </w:tr>
-    </w:tbl>
-    <w:p>
-      <w:pPr>
-        <w:spacing w:after="40"/>
-      </w:pPr>
-    </w:p>
-    <w:p>
-      <w:pPr>
-        <w:spacing w:before="280" w:after="100"/>
-      </w:pPr>
-      <w:r>
-        <w:rPr>
-          <w:rFonts w:ascii="Calibri" w:hAnsi="Calibri"/>
-          <w:b/>
-          <w:color w:val="2E74B5"/>
-          <w:sz w:val="32"/>
-        </w:rPr>
-        <w:t>見方</w:t>
+        <w:t>年運JSONで確認できるもの</w:t>
       </w:r>
     </w:p>
     <w:p>
       <w:pPr>
-        <w:spacing w:after="100" w:line="300" w:lineRule="auto"/>
+        <w:pStyle w:val="ListBullet"/>
+        <w:spacing w:after="80" w:line="300" w:lineRule="auto"/>
       </w:pPr>
       <w:r>
-        <w:t>JSON出力: lunar_phase_score_effects / overall_return_bonus / annual_life_event_boost（年のみ） / planetary_sign_dignity_effects</w:t>
+        <w:rPr>
+          <w:rFonts w:ascii="Yu Gothic" w:hAnsi="Yu Gothic" w:eastAsia="Yu Gothic"/>
+          <w:color w:val="232323"/>
+          <w:sz w:val="21"/>
+        </w:rPr>
+        <w:t>annual_life_event_boost: 選ばれた年の山と計算根拠</w:t>
+      </w:r>
+    </w:p>
+    <w:p>
+      <w:pPr>
+        <w:pStyle w:val="ListBullet"/>
+        <w:spacing w:after="80" w:line="300" w:lineRule="auto"/>
+      </w:pPr>
+      <w:r>
+        <w:rPr>
+          <w:rFonts w:ascii="Yu Gothic" w:hAnsi="Yu Gothic" w:eastAsia="Yu Gothic"/>
+          <w:color w:val="232323"/>
+          <w:sz w:val="21"/>
+        </w:rPr>
+        <w:t>area_effects: 恋愛・仕事・金運・健康/メンタルへの個別加点</w:t>
+      </w:r>
+    </w:p>
+    <w:p>
+      <w:pPr>
+        <w:pStyle w:val="ListBullet"/>
+        <w:spacing w:after="80" w:line="300" w:lineRule="auto"/>
+      </w:pPr>
+      <w:r>
+        <w:rPr>
+          <w:rFonts w:ascii="Yu Gothic" w:hAnsi="Yu Gothic" w:eastAsia="Yu Gothic"/>
+          <w:color w:val="232323"/>
+          <w:sz w:val="21"/>
+        </w:rPr>
+        <w:t>period_scores: 画面と同じ最終点</w:t>
       </w:r>
     </w:p>
     <w:sectPr>
+      <w:headerReference w:type="default" r:id="rId9"/>
+      <w:footerReference w:type="default" r:id="rId10"/>
       <w:pgSz w:w="12240" w:h="15840"/>
-      <w:pgMar w:top="1440" w:right="1440" w:bottom="1440" w:left="1440" w:header="720" w:footer="720" w:gutter="0"/>
+      <w:pgMar w:top="1440" w:right="1440" w:bottom="1440" w:left="1440" w:header="708" w:footer="708" w:gutter="0"/>
       <w:cols w:space="720"/>
       <w:docGrid w:linePitch="360"/>
     </w:sectPr>
   </w:body>
 </w:document>
+</file>
+
+<file path=word/footer1.xml><?xml version="1.0" encoding="utf-8"?>
+<w:ftr xmlns:m="http://schemas.openxmlformats.org/officeDocument/2006/math" xmlns:mc="http://schemas.openxmlformats.org/markup-compatibility/2006" xmlns:mo="http://schemas.microsoft.com/office/mac/office/2008/main" xmlns:mv="urn:schemas-microsoft-com:mac:vml" xmlns:o="urn:schemas-microsoft-com:office:office" xmlns:r="http://schemas.openxmlformats.org/officeDocument/2006/relationships" xmlns:v="urn:schemas-microsoft-com:vml" xmlns:w10="urn:schemas-microsoft-com:office:word" xmlns:w14="http://schemas.microsoft.com/office/word/2010/wordml" xmlns:w="http://schemas.openxmlformats.org/wordprocessingml/2006/main" xmlns:wne="http://schemas.microsoft.com/office/word/2006/wordml" xmlns:wp14="http://schemas.microsoft.com/office/word/2010/wordprocessingDrawing" xmlns:wp="http://schemas.openxmlformats.org/drawingml/2006/wordprocessingDrawing" xmlns:wpc="http://schemas.microsoft.com/office/word/2010/wordprocessingCanvas" xmlns:wpg="http://schemas.microsoft.com/office/word/2010/wordprocessingGroup" xmlns:wpi="http://schemas.microsoft.com/office/word/2010/wordprocessingInk" xmlns:wps="http://schemas.microsoft.com/office/word/2010/wordprocessingShape" mc:Ignorable="w14 wp14">
+  <w:p>
+    <w:pPr>
+      <w:pStyle w:val="Footer"/>
+      <w:jc w:val="center"/>
+    </w:pPr>
+    <w:r>
+      <w:rPr>
+        <w:rFonts w:ascii="Yu Gothic" w:hAnsi="Yu Gothic" w:eastAsia="Yu Gothic"/>
+        <w:color w:val="59687B"/>
+        <w:sz w:val="18"/>
+      </w:rPr>
+      <w:t>ぱんちょ式 超本格占星術占い</w:t>
+    </w:r>
+  </w:p>
+</w:ftr>
+</file>
+
+<file path=word/header1.xml><?xml version="1.0" encoding="utf-8"?>
+<w:hdr xmlns:m="http://schemas.openxmlformats.org/officeDocument/2006/math" xmlns:mc="http://schemas.openxmlformats.org/markup-compatibility/2006" xmlns:mo="http://schemas.microsoft.com/office/mac/office/2008/main" xmlns:mv="urn:schemas-microsoft-com:mac:vml" xmlns:o="urn:schemas-microsoft-com:office:office" xmlns:r="http://schemas.openxmlformats.org/officeDocument/2006/relationships" xmlns:v="urn:schemas-microsoft-com:vml" xmlns:w10="urn:schemas-microsoft-com:office:word" xmlns:w14="http://schemas.microsoft.com/office/word/2010/wordml" xmlns:w="http://schemas.openxmlformats.org/wordprocessingml/2006/main" xmlns:wne="http://schemas.microsoft.com/office/word/2006/wordml" xmlns:wp14="http://schemas.microsoft.com/office/word/2010/wordprocessingDrawing" xmlns:wp="http://schemas.openxmlformats.org/drawingml/2006/wordprocessingDrawing" xmlns:wpc="http://schemas.microsoft.com/office/word/2010/wordprocessingCanvas" xmlns:wpg="http://schemas.microsoft.com/office/word/2010/wordprocessingGroup" xmlns:wpi="http://schemas.microsoft.com/office/word/2010/wordprocessingInk" xmlns:wps="http://schemas.microsoft.com/office/word/2010/wordprocessingShape" mc:Ignorable="w14 wp14">
+  <w:p>
+    <w:pPr>
+      <w:pStyle w:val="Header"/>
+      <w:jc w:val="right"/>
+    </w:pPr>
+    <w:r>
+      <w:rPr>
+        <w:rFonts w:ascii="Yu Gothic" w:hAnsi="Yu Gothic" w:eastAsia="Yu Gothic"/>
+        <w:color w:val="59687B"/>
+        <w:sz w:val="18"/>
+      </w:rPr>
+      <w:t>ぱんちょ式 超本格占星術占い  |  点数計算資料</w:t>
+    </w:r>
+  </w:p>
+</w:hdr>
 </file>
 
 <file path=word/numbering.xml><?xml version="1.0" encoding="utf-8"?>
@@ -1227,8 +1822,11 @@
     <w:name w:val="Normal"/>
     <w:qFormat/>
     <w:rsid w:val="00FC693F"/>
+    <w:pPr>
+      <w:spacing w:after="120" w:line="300" w:lineRule="auto"/>
+    </w:pPr>
     <w:rPr>
-      <w:rFonts w:ascii="Calibri" w:hAnsi="Calibri"/>
+      <w:rFonts w:ascii="Yu Gothic" w:hAnsi="Yu Gothic" w:eastAsia="Yu Gothic"/>
       <w:sz w:val="22"/>
     </w:rPr>
   </w:style>
@@ -1287,15 +1885,15 @@
     <w:pPr>
       <w:keepNext/>
       <w:keepLines/>
-      <w:spacing w:before="480" w:after="0"/>
+      <w:spacing w:before="360" w:after="200"/>
       <w:outlineLvl w:val="0"/>
     </w:pPr>
     <w:rPr>
-      <w:rFonts w:asciiTheme="majorHAnsi" w:eastAsiaTheme="majorEastAsia" w:hAnsiTheme="majorHAnsi" w:cstheme="majorBidi"/>
+      <w:rFonts w:asciiTheme="majorHAnsi" w:eastAsiaTheme="majorEastAsia" w:hAnsiTheme="majorHAnsi" w:cstheme="majorBidi" w:ascii="Yu Gothic" w:hAnsi="Yu Gothic" w:eastAsia="Yu Gothic"/>
       <w:b/>
       <w:bCs/>
-      <w:color w:val="365F91" w:themeColor="accent1" w:themeShade="BF"/>
-      <w:sz w:val="28"/>
+      <w:color w:val="2E74B5"/>
+      <w:sz w:val="32"/>
       <w:szCs w:val="28"/>
     </w:rPr>
   </w:style>
@@ -1311,14 +1909,14 @@
     <w:pPr>
       <w:keepNext/>
       <w:keepLines/>
-      <w:spacing w:before="200" w:after="0"/>
+      <w:spacing w:before="280" w:after="140"/>
       <w:outlineLvl w:val="1"/>
     </w:pPr>
     <w:rPr>
-      <w:rFonts w:asciiTheme="majorHAnsi" w:eastAsiaTheme="majorEastAsia" w:hAnsiTheme="majorHAnsi" w:cstheme="majorBidi"/>
+      <w:rFonts w:asciiTheme="majorHAnsi" w:eastAsiaTheme="majorEastAsia" w:hAnsiTheme="majorHAnsi" w:cstheme="majorBidi" w:ascii="Yu Gothic" w:hAnsi="Yu Gothic" w:eastAsia="Yu Gothic"/>
       <w:b/>
       <w:bCs/>
-      <w:color w:val="4F81BD" w:themeColor="accent1"/>
+      <w:color w:val="2E74B5"/>
       <w:sz w:val="26"/>
       <w:szCs w:val="26"/>
     </w:rPr>
@@ -1335,14 +1933,15 @@
     <w:pPr>
       <w:keepNext/>
       <w:keepLines/>
-      <w:spacing w:before="200" w:after="0"/>
+      <w:spacing w:before="200" w:after="100"/>
       <w:outlineLvl w:val="2"/>
     </w:pPr>
     <w:rPr>
-      <w:rFonts w:asciiTheme="majorHAnsi" w:eastAsiaTheme="majorEastAsia" w:hAnsiTheme="majorHAnsi" w:cstheme="majorBidi"/>
+      <w:rFonts w:asciiTheme="majorHAnsi" w:eastAsiaTheme="majorEastAsia" w:hAnsiTheme="majorHAnsi" w:cstheme="majorBidi" w:ascii="Yu Gothic" w:hAnsi="Yu Gothic" w:eastAsia="Yu Gothic"/>
       <w:b/>
       <w:bCs/>
-      <w:color w:val="4F81BD" w:themeColor="accent1"/>
+      <w:color w:val="1F3657"/>
+      <w:sz w:val="24"/>
     </w:rPr>
   </w:style>
   <w:style w:type="paragraph" w:styleId="Heading4">
